--- a/human/tasks/U-04/summary.docx
+++ b/human/tasks/U-04/summary.docx
@@ -143,7 +143,7 @@
     </w:p>
     <w:p>
       <w:r>
-        <w:t>共享Unity工程仍由模块维护，不复制缓存；有实际序列化引用的旧StormScene和WeatherDirector保留待整体清理。根目录两层迁移尚未完成，本包无旧验收报告可冒充归档。</w:t>
+        <w:t>共享Unity工程仍由模块维护，不复制缓存；有实际序列化引用的旧StormScene和WeatherDirector保留待整体清理。根目录19/19项已迁入human/agent，当前读取和运行入口已验证，业务签收不变。</w:t>
       </w:r>
     </w:p>
     <w:p>
@@ -202,7 +202,12 @@
     </w:p>
     <w:p>
       <w:r>
-        <w:t>累计24/71包，剩余47，下一U-05。已从Agent文件清理和缺口订正生成单包与串联Word；任务规范化不等于业务DONE，整体根目录收拢仍待后续任务。</w:t>
+        <w:t>规范化71/71包、根目录迁移19/19项完成；每包Word由Agent源生成。</w:t>
+      </w:r>
+    </w:p>
+    <w:p>
+      <w:r>
+        <w:t>业务状态WAIT_DEP，原签收与未交付项不变；后续按注册表和实际依赖推进。</w:t>
       </w:r>
     </w:p>
     <w:p>
